--- a/DOC/論文撰寫/鋰電池SOC估測方法之比較與嵌入式實作_20260625.docx
+++ b/DOC/論文撰寫/鋰電池SOC估測方法之比較與嵌入式實作_20260625.docx
@@ -22,32 +22,7 @@
         </w:rPr>
         <w:t>中原大學</w:t>
       </w:r>
-      <w:r>
-        <w:pict>
-          <v:shapetype id="_x0000_t202" coordsize="21600,21600" o:spt="202" path="m,l,21600r21600,l21600,xe">
-            <v:stroke joinstyle="miter"/>
-            <v:path gradientshapeok="t" o:connecttype="rect"/>
-          </v:shapetype>
-          <v:shape id="spineBox" o:spid="_x0000_s1026" type="#_x0000_t202" style="position:absolute;margin-left:0.7cm;margin-top:2cm;width:1.2cm;height:25cm;mso-position-horizontal-relative:page;mso-position-vertical-relative:page;z-index:-1;mso-wrap-style:none;v-text-anchor:top;layout-flow:vertical-ideographic" filled="f" stroked="f">
-            <v:textbox style="layout-flow:vertical-ideographic" inset="0,0,0,0">
-              <w:txbxContent>
-                <w:p>
-                  <w:pPr>
-                    <w:jc w:val="center"/>
-                  </w:pPr>
-                  <w:r>
-                    <w:rPr>
-                      <w:rFonts w:ascii="標楷體" w:eastAsia="標楷體"/>
-                      <w:sz w:val="24"/>
-                    </w:rPr>
-                    <w:t xml:space="preserve">中原大學　○○○○學系　碩士學位論文　　鋰電池 SOC 估測方法之比較與嵌入式實作　　○○○　　中華民國 115 年</w:t>
-                  </w:r>
-                </w:p>
-              </w:txbxContent>
-            </v:textbox>
-          </v:shape>
-        </w:pict>
-      </w:r>
+      <w:r/>
     </w:p>
     <w:p>
       <w:pPr>
@@ -7283,7 +7258,7 @@
           <w:i w:val="0"/>
           <w:sz w:val="28"/>
         </w:rPr>
-        <w:t>3.2 韌體骨架與系統節拍</w:t>
+        <w:t>3.2 韌體骨架</w:t>
       </w:r>
     </w:p>
     <w:p>
